--- a/doc/Tracking des camions.docx
+++ b/doc/Tracking des camions.docx
@@ -15,7 +15,7 @@
           <w:noProof/>
         </w:rPr>
         <w:drawing>
-          <wp:inline distT="0" distB="0" distL="0" distR="0" wp14:anchorId="053D5E4B" wp14:editId="630FCB5A">
+          <wp:inline distT="0" distB="0" distL="0" distR="0" wp14:anchorId="053D5E4B" wp14:editId="4FB1CEE6">
             <wp:extent cx="1702616" cy="1089660"/>
             <wp:effectExtent l="0" t="0" r="0" b="0"/>
             <wp:docPr id="1705941846" name="Picture 13" descr="Changement de dénomination sociale de LAFARGE HOLCIM MAROC en « HOLCIM MAROC »"/>
@@ -658,26 +658,31 @@
                               <w:pPr>
                                 <w:spacing w:before="240" w:line="259" w:lineRule="auto"/>
                                 <w:ind w:left="946" w:right="989" w:firstLine="1329"/>
+                                <w:jc w:val="center"/>
                                 <w:rPr>
                                   <w:b/>
-                                  <w:sz w:val="44"/>
+                                  <w:color w:val="1F497D" w:themeColor="text2"/>
+                                  <w:sz w:val="56"/>
+                                  <w:szCs w:val="32"/>
                                 </w:rPr>
                               </w:pPr>
                               <w:r>
                                 <w:rPr>
                                   <w:b/>
-                                  <w:color w:val="1F477B"/>
-                                  <w:sz w:val="44"/>
+                                  <w:color w:val="1F497D" w:themeColor="text2"/>
+                                  <w:sz w:val="56"/>
+                                  <w:szCs w:val="32"/>
                                 </w:rPr>
                                 <w:t xml:space="preserve">Développement d’une plateforme </w:t>
                               </w:r>
                               <w:r>
                                 <w:rPr>
                                   <w:b/>
-                                  <w:color w:val="1F477B"/>
-                                  <w:sz w:val="44"/>
+                                  <w:color w:val="1F497D" w:themeColor="text2"/>
+                                  <w:sz w:val="56"/>
+                                  <w:szCs w:val="32"/>
                                 </w:rPr>
-                                <w:t xml:space="preserve">du suivi des camions </w:t>
+                                <w:t>du suivi des camions</w:t>
                               </w:r>
                             </w:p>
                           </w:txbxContent>
@@ -712,26 +717,31 @@
                         <w:pPr>
                           <w:spacing w:before="240" w:line="259" w:lineRule="auto"/>
                           <w:ind w:left="946" w:right="989" w:firstLine="1329"/>
+                          <w:jc w:val="center"/>
                           <w:rPr>
                             <w:b/>
-                            <w:sz w:val="44"/>
+                            <w:color w:val="1F497D" w:themeColor="text2"/>
+                            <w:sz w:val="56"/>
+                            <w:szCs w:val="32"/>
                           </w:rPr>
                         </w:pPr>
                         <w:r>
                           <w:rPr>
                             <w:b/>
-                            <w:color w:val="1F477B"/>
-                            <w:sz w:val="44"/>
+                            <w:color w:val="1F497D" w:themeColor="text2"/>
+                            <w:sz w:val="56"/>
+                            <w:szCs w:val="32"/>
                           </w:rPr>
                           <w:t xml:space="preserve">Développement d’une plateforme </w:t>
                         </w:r>
                         <w:r>
                           <w:rPr>
                             <w:b/>
-                            <w:color w:val="1F477B"/>
-                            <w:sz w:val="44"/>
+                            <w:color w:val="1F497D" w:themeColor="text2"/>
+                            <w:sz w:val="56"/>
+                            <w:szCs w:val="32"/>
                           </w:rPr>
-                          <w:t xml:space="preserve">du suivi des camions </w:t>
+                          <w:t>du suivi des camions</w:t>
                         </w:r>
                       </w:p>
                     </w:txbxContent>
@@ -1646,6 +1656,7 @@
                                 </w:rPr>
                                 <w:t xml:space="preserve"> </w:t>
                               </w:r>
+                              <w:proofErr w:type="gramStart"/>
                               <w:r>
                                 <w:rPr>
                                   <w:color w:val="FFFFFF"/>
@@ -1666,7 +1677,15 @@
                                   <w:color w:val="FFFFFF"/>
                                   <w:lang w:val="en-GB"/>
                                 </w:rPr>
-                                <w:t>: 05</w:t>
+                                <w:t>:</w:t>
+                              </w:r>
+                              <w:proofErr w:type="gramEnd"/>
+                              <w:r>
+                                <w:rPr>
+                                  <w:color w:val="FFFFFF"/>
+                                  <w:lang w:val="en-GB"/>
+                                </w:rPr>
+                                <w:t xml:space="preserve"> 05</w:t>
                               </w:r>
                               <w:r>
                                 <w:rPr>
@@ -1743,36 +1762,39 @@
                                 </w:rPr>
                                 <w:t xml:space="preserve">- Site Web: </w:t>
                               </w:r>
-                              <w:r>
-                                <w:fldChar w:fldCharType="begin"/>
-                              </w:r>
-                              <w:r>
-                                <w:rPr>
-                                  <w:lang w:val="en-GB"/>
-                                </w:rPr>
-                                <w:instrText>HYPERLINK "http://www.enset-media.ac.ma/" \h</w:instrText>
-                              </w:r>
-                              <w:r>
-                                <w:fldChar w:fldCharType="separate"/>
-                              </w:r>
+                              <w:hyperlink r:id="rId8">
+                                <w:r>
+                                  <w:rPr>
+                                    <w:color w:val="FFFFFF"/>
+                                    <w:lang w:val="en-GB"/>
+                                  </w:rPr>
+                                  <w:t>www.enset-media.ac.ma</w:t>
+                                </w:r>
+                              </w:hyperlink>
                               <w:r>
                                 <w:rPr>
                                   <w:color w:val="FFFFFF"/>
                                   <w:lang w:val="en-GB"/>
                                 </w:rPr>
-                                <w:t>www.enset-media.ac.ma</w:t>
+                                <w:t xml:space="preserve"> </w:t>
                               </w:r>
-                              <w:r>
-                                <w:fldChar w:fldCharType="end"/>
-                              </w:r>
+                              <w:proofErr w:type="gramStart"/>
                               <w:r>
                                 <w:rPr>
                                   <w:color w:val="FFFFFF"/>
                                   <w:lang w:val="en-GB"/>
                                 </w:rPr>
-                                <w:t xml:space="preserve"> E-Mail : </w:t>
+                                <w:t>E-Mail :</w:t>
                               </w:r>
-                              <w:hyperlink r:id="rId8">
+                              <w:proofErr w:type="gramEnd"/>
+                              <w:r>
+                                <w:rPr>
+                                  <w:color w:val="FFFFFF"/>
+                                  <w:lang w:val="en-GB"/>
+                                </w:rPr>
+                                <w:t xml:space="preserve"> </w:t>
+                              </w:r>
+                              <w:hyperlink r:id="rId9">
                                 <w:r>
                                   <w:rPr>
                                     <w:color w:val="FFFFFF"/>
@@ -2144,6 +2166,7 @@
                           </w:rPr>
                           <w:t xml:space="preserve"> </w:t>
                         </w:r>
+                        <w:proofErr w:type="gramStart"/>
                         <w:r>
                           <w:rPr>
                             <w:color w:val="FFFFFF"/>
@@ -2164,7 +2187,15 @@
                             <w:color w:val="FFFFFF"/>
                             <w:lang w:val="en-GB"/>
                           </w:rPr>
-                          <w:t>: 05</w:t>
+                          <w:t>:</w:t>
+                        </w:r>
+                        <w:proofErr w:type="gramEnd"/>
+                        <w:r>
+                          <w:rPr>
+                            <w:color w:val="FFFFFF"/>
+                            <w:lang w:val="en-GB"/>
+                          </w:rPr>
+                          <w:t xml:space="preserve"> 05</w:t>
                         </w:r>
                         <w:r>
                           <w:rPr>
@@ -2241,36 +2272,39 @@
                           </w:rPr>
                           <w:t xml:space="preserve">- Site Web: </w:t>
                         </w:r>
-                        <w:r>
-                          <w:fldChar w:fldCharType="begin"/>
-                        </w:r>
-                        <w:r>
-                          <w:rPr>
-                            <w:lang w:val="en-GB"/>
-                          </w:rPr>
-                          <w:instrText>HYPERLINK "http://www.enset-media.ac.ma/" \h</w:instrText>
-                        </w:r>
-                        <w:r>
-                          <w:fldChar w:fldCharType="separate"/>
-                        </w:r>
+                        <w:hyperlink r:id="rId10">
+                          <w:r>
+                            <w:rPr>
+                              <w:color w:val="FFFFFF"/>
+                              <w:lang w:val="en-GB"/>
+                            </w:rPr>
+                            <w:t>www.enset-media.ac.ma</w:t>
+                          </w:r>
+                        </w:hyperlink>
                         <w:r>
                           <w:rPr>
                             <w:color w:val="FFFFFF"/>
                             <w:lang w:val="en-GB"/>
                           </w:rPr>
-                          <w:t>www.enset-media.ac.ma</w:t>
+                          <w:t xml:space="preserve"> </w:t>
                         </w:r>
-                        <w:r>
-                          <w:fldChar w:fldCharType="end"/>
-                        </w:r>
+                        <w:proofErr w:type="gramStart"/>
                         <w:r>
                           <w:rPr>
                             <w:color w:val="FFFFFF"/>
                             <w:lang w:val="en-GB"/>
                           </w:rPr>
-                          <w:t xml:space="preserve"> E-Mail : </w:t>
+                          <w:t>E-Mail :</w:t>
                         </w:r>
-                        <w:hyperlink r:id="rId9">
+                        <w:proofErr w:type="gramEnd"/>
+                        <w:r>
+                          <w:rPr>
+                            <w:color w:val="FFFFFF"/>
+                            <w:lang w:val="en-GB"/>
+                          </w:rPr>
+                          <w:t xml:space="preserve"> </w:t>
+                        </w:r>
+                        <w:hyperlink r:id="rId11">
                           <w:r>
                             <w:rPr>
                               <w:color w:val="FFFFFF"/>
@@ -10937,7 +10971,7 @@
                     </pic:cNvPicPr>
                   </pic:nvPicPr>
                   <pic:blipFill>
-                    <a:blip r:embed="rId10">
+                    <a:blip r:embed="rId12">
                       <a:extLst>
                         <a:ext uri="{28A0092B-C50C-407E-A947-70E740481C1C}">
                           <a14:useLocalDpi xmlns:a14="http://schemas.microsoft.com/office/drawing/2010/main" val="0"/>
@@ -12435,7 +12469,7 @@
                     <pic:cNvPicPr/>
                   </pic:nvPicPr>
                   <pic:blipFill>
-                    <a:blip r:embed="rId11" cstate="print"/>
+                    <a:blip r:embed="rId13" cstate="print"/>
                     <a:stretch>
                       <a:fillRect/>
                     </a:stretch>
@@ -12586,7 +12620,7 @@
                     <pic:cNvPicPr/>
                   </pic:nvPicPr>
                   <pic:blipFill>
-                    <a:blip r:embed="rId12" cstate="print"/>
+                    <a:blip r:embed="rId14" cstate="print"/>
                     <a:stretch>
                       <a:fillRect/>
                     </a:stretch>
@@ -15206,7 +15240,7 @@
                     <pic:cNvPicPr/>
                   </pic:nvPicPr>
                   <pic:blipFill>
-                    <a:blip r:embed="rId13" cstate="print"/>
+                    <a:blip r:embed="rId15" cstate="print"/>
                     <a:stretch>
                       <a:fillRect/>
                     </a:stretch>
@@ -15448,13 +15482,8 @@
         <w:ind w:right="1117"/>
         <w:jc w:val="both"/>
       </w:pPr>
-      <w:proofErr w:type="gramStart"/>
-      <w:r>
-        <w:t>homogénéisation</w:t>
-      </w:r>
-      <w:proofErr w:type="gramEnd"/>
-      <w:r>
-        <w:t>, broyage cru, cuisson, broyage cuit…) fonctionnant automatiquement, leur suivi</w:t>
+      <w:r>
+        <w:t>homogénéisation, broyage cru, cuisson, broyage cuit…) fonctionnant automatiquement, leur suivi</w:t>
       </w:r>
       <w:r>
         <w:rPr>
@@ -16922,7 +16951,7 @@
                     <pic:cNvPicPr/>
                   </pic:nvPicPr>
                   <pic:blipFill>
-                    <a:blip r:embed="rId14" cstate="print"/>
+                    <a:blip r:embed="rId16" cstate="print"/>
                     <a:stretch>
                       <a:fillRect/>
                     </a:stretch>
@@ -18463,7 +18492,7 @@
                     </pic:cNvPicPr>
                   </pic:nvPicPr>
                   <pic:blipFill>
-                    <a:blip r:embed="rId15">
+                    <a:blip r:embed="rId17">
                       <a:extLst>
                         <a:ext uri="{28A0092B-C50C-407E-A947-70E740481C1C}">
                           <a14:useLocalDpi xmlns:a14="http://schemas.microsoft.com/office/drawing/2010/main" val="0"/>
@@ -19686,7 +19715,7 @@
                                 <pic:cNvPicPr/>
                               </pic:nvPicPr>
                               <pic:blipFill>
-                                <a:blip r:embed="rId16" cstate="print"/>
+                                <a:blip r:embed="rId18" cstate="print"/>
                                 <a:stretch>
                                   <a:fillRect/>
                                 </a:stretch>
@@ -20264,7 +20293,7 @@
                                 <pic:cNvPicPr/>
                               </pic:nvPicPr>
                               <pic:blipFill>
-                                <a:blip r:embed="rId16" cstate="print"/>
+                                <a:blip r:embed="rId18" cstate="print"/>
                                 <a:stretch>
                                   <a:fillRect/>
                                 </a:stretch>
@@ -20755,7 +20784,7 @@
                                 <pic:cNvPicPr/>
                               </pic:nvPicPr>
                               <pic:blipFill>
-                                <a:blip r:embed="rId16" cstate="print"/>
+                                <a:blip r:embed="rId18" cstate="print"/>
                                 <a:stretch>
                                   <a:fillRect/>
                                 </a:stretch>
@@ -21178,7 +21207,7 @@
                                 <pic:cNvPicPr/>
                               </pic:nvPicPr>
                               <pic:blipFill>
-                                <a:blip r:embed="rId16" cstate="print"/>
+                                <a:blip r:embed="rId18" cstate="print"/>
                                 <a:stretch>
                                   <a:fillRect/>
                                 </a:stretch>
